--- a/examples/multivariate/doc/19-stock-close-arimax-regression-mv.docx
+++ b/examples/multivariate/doc/19-stock-close-arimax-regression-mv.docx
@@ -801,30 +801,6 @@
         <w:t xml:space="preserve">365</w:t>
       </w:r>
       <w:r>
-        <w:rPr>
-          <w:rStyle w:val="NormalTok"/>
-        </w:rPr>
-        <w:t xml:space="preserve"> </w:t>
-      </w:r>
-      <w:r>
-        <w:rPr>
-          <w:rStyle w:val="SpecialCharTok"/>
-        </w:rPr>
-        <w:t xml:space="preserve">*</w:t>
-      </w:r>
-      <w:r>
-        <w:rPr>
-          <w:rStyle w:val="NormalTok"/>
-        </w:rPr>
-        <w:t xml:space="preserve"> </w:t>
-      </w:r>
-      <w:r>
-        <w:rPr>
-          <w:rStyle w:val="DecValTok"/>
-        </w:rPr>
-        <w:t xml:space="preserve">2</w:t>
-      </w:r>
-      <w:r>
         <w:br/>
       </w:r>
       <w:r>
@@ -1622,7 +1598,7 @@
         <w:rPr>
           <w:rStyle w:val="VerbatimChar"/>
         </w:rPr>
-        <w:t xml:space="preserve">## [1] 84.90874</w:t>
+        <w:t xml:space="preserve">## [1] 85.12973</w:t>
       </w:r>
       <w:r>
         <w:br/>
@@ -1721,7 +1697,7 @@
         <w:rPr>
           <w:rStyle w:val="VerbatimChar"/>
         </w:rPr>
-        <w:t xml:space="preserve">## [1] 84.93073</w:t>
+        <w:t xml:space="preserve">## [1] 84.71471</w:t>
       </w:r>
       <w:r>
         <w:br/>
@@ -1748,7 +1724,7 @@
         <w:rPr>
           <w:rStyle w:val="VerbatimChar"/>
         </w:rPr>
-        <w:t xml:space="preserve">## [1] 85.94709</w:t>
+        <w:t xml:space="preserve">## [1] 85.91756</w:t>
       </w:r>
       <w:r>
         <w:br/>
@@ -1775,7 +1751,7 @@
         <w:rPr>
           <w:rStyle w:val="VerbatimChar"/>
         </w:rPr>
-        <w:t xml:space="preserve">## [1] 84.00661</w:t>
+        <w:t xml:space="preserve">## [1] 84.13761</w:t>
       </w:r>
       <w:r>
         <w:br/>
@@ -1802,7 +1778,7 @@
         <w:rPr>
           <w:rStyle w:val="VerbatimChar"/>
         </w:rPr>
-        <w:t xml:space="preserve">## [1] 23280511</w:t>
+        <w:t xml:space="preserve">## [1] 33823708</w:t>
       </w:r>
       <w:r>
         <w:br/>
@@ -1838,7 +1814,7 @@
         <w:rPr>
           <w:rStyle w:val="VerbatimChar"/>
         </w:rPr>
-        <w:t xml:space="preserve">## 1 84.90874 84.93073 85.94709 84.00661 23280511</w:t>
+        <w:t xml:space="preserve">## 1 85.12973 84.71471 85.91756 84.13761 33823708</w:t>
       </w:r>
       <w:r>
         <w:br/>
@@ -1935,7 +1911,7 @@
         <w:rPr>
           <w:rStyle w:val="VerbatimChar"/>
         </w:rPr>
-        <w:t xml:space="preserve">## [1] 84.90874 85.79125 85.90288 86.42229 86.39645</w:t>
+        <w:t xml:space="preserve">## [1] 85.12973 85.74534 85.66564 86.38978 86.27683</w:t>
       </w:r>
       <w:r>
         <w:br/>
@@ -2034,7 +2010,7 @@
         <w:rPr>
           <w:rStyle w:val="VerbatimChar"/>
         </w:rPr>
-        <w:t xml:space="preserve">## [1] 84.93073 85.17775 85.48636 85.67721 85.98083</w:t>
+        <w:t xml:space="preserve">## [1] 84.71471 85.00943 85.30414 85.59886 85.89357</w:t>
       </w:r>
       <w:r>
         <w:br/>
@@ -2061,7 +2037,7 @@
         <w:rPr>
           <w:rStyle w:val="VerbatimChar"/>
         </w:rPr>
-        <w:t xml:space="preserve">## [1] 85.94709 86.45342 86.94192 87.11054 87.41316</w:t>
+        <w:t xml:space="preserve">## [1] 85.91756 86.21238 86.50720 86.80203 87.09685</w:t>
       </w:r>
       <w:r>
         <w:br/>
@@ -2088,7 +2064,7 @@
         <w:rPr>
           <w:rStyle w:val="VerbatimChar"/>
         </w:rPr>
-        <w:t xml:space="preserve">## [1] 84.00661 84.75538 84.70732 85.27819 85.21823</w:t>
+        <w:t xml:space="preserve">## [1] 84.13761 84.77751 84.66497 85.42839 85.27659</w:t>
       </w:r>
       <w:r>
         <w:br/>
@@ -2115,7 +2091,7 @@
         <w:rPr>
           <w:rStyle w:val="VerbatimChar"/>
         </w:rPr>
-        <w:t xml:space="preserve">## [1] 23280511 23525822 23586540 23601568 23605288</w:t>
+        <w:t xml:space="preserve">## [1] 33823708 34808034 35140363 34063940 35529814</w:t>
       </w:r>
       <w:r>
         <w:br/>
@@ -2151,43 +2127,43 @@
         <w:rPr>
           <w:rStyle w:val="VerbatimChar"/>
         </w:rPr>
-        <w:t xml:space="preserve">## 1 84.90874 84.93073 85.94709 84.00661 23280511</w:t>
-      </w:r>
-      <w:r>
-        <w:br/>
-      </w:r>
-      <w:r>
-        <w:rPr>
-          <w:rStyle w:val="VerbatimChar"/>
-        </w:rPr>
-        <w:t xml:space="preserve">## 2 85.79125 85.17775 86.45342 84.75538 23525822</w:t>
-      </w:r>
-      <w:r>
-        <w:br/>
-      </w:r>
-      <w:r>
-        <w:rPr>
-          <w:rStyle w:val="VerbatimChar"/>
-        </w:rPr>
-        <w:t xml:space="preserve">## 3 85.90288 85.48636 86.94192 84.70732 23586540</w:t>
-      </w:r>
-      <w:r>
-        <w:br/>
-      </w:r>
-      <w:r>
-        <w:rPr>
-          <w:rStyle w:val="VerbatimChar"/>
-        </w:rPr>
-        <w:t xml:space="preserve">## 4 86.42229 85.67721 87.11054 85.27819 23601568</w:t>
-      </w:r>
-      <w:r>
-        <w:br/>
-      </w:r>
-      <w:r>
-        <w:rPr>
-          <w:rStyle w:val="VerbatimChar"/>
-        </w:rPr>
-        <w:t xml:space="preserve">## 5 86.39645 85.98083 87.41316 85.21823 23605288</w:t>
+        <w:t xml:space="preserve">## 1 85.12973 84.71471 85.91756 84.13761 33823708</w:t>
+      </w:r>
+      <w:r>
+        <w:br/>
+      </w:r>
+      <w:r>
+        <w:rPr>
+          <w:rStyle w:val="VerbatimChar"/>
+        </w:rPr>
+        <w:t xml:space="preserve">## 2 85.74534 85.00943 86.21238 84.77751 34808034</w:t>
+      </w:r>
+      <w:r>
+        <w:br/>
+      </w:r>
+      <w:r>
+        <w:rPr>
+          <w:rStyle w:val="VerbatimChar"/>
+        </w:rPr>
+        <w:t xml:space="preserve">## 3 85.66564 85.30414 86.50720 84.66497 35140363</w:t>
+      </w:r>
+      <w:r>
+        <w:br/>
+      </w:r>
+      <w:r>
+        <w:rPr>
+          <w:rStyle w:val="VerbatimChar"/>
+        </w:rPr>
+        <w:t xml:space="preserve">## 4 86.38978 85.59886 86.80203 85.42839 34063940</w:t>
+      </w:r>
+      <w:r>
+        <w:br/>
+      </w:r>
+      <w:r>
+        <w:rPr>
+          <w:rStyle w:val="VerbatimChar"/>
+        </w:rPr>
+        <w:t xml:space="preserve">## 5 86.27683 85.89357 87.09685 85.27659 35529814</w:t>
       </w:r>
       <w:r>
         <w:br/>
@@ -2254,43 +2230,43 @@
         <w:rPr>
           <w:rStyle w:val="VerbatimChar"/>
         </w:rPr>
-        <w:t xml:space="preserve">## 1 84.90874 84.93073 85.94709 84.00661 23280511</w:t>
-      </w:r>
-      <w:r>
-        <w:br/>
-      </w:r>
-      <w:r>
-        <w:rPr>
-          <w:rStyle w:val="VerbatimChar"/>
-        </w:rPr>
-        <w:t xml:space="preserve">## 2 85.79125 85.17775 86.45342 84.75538 23525822</w:t>
-      </w:r>
-      <w:r>
-        <w:br/>
-      </w:r>
-      <w:r>
-        <w:rPr>
-          <w:rStyle w:val="VerbatimChar"/>
-        </w:rPr>
-        <w:t xml:space="preserve">## 3 85.90288 85.48636 86.94192 84.70732 23586540</w:t>
-      </w:r>
-      <w:r>
-        <w:br/>
-      </w:r>
-      <w:r>
-        <w:rPr>
-          <w:rStyle w:val="VerbatimChar"/>
-        </w:rPr>
-        <w:t xml:space="preserve">## 4 86.42229 85.67721 87.11054 85.27819 23601568</w:t>
-      </w:r>
-      <w:r>
-        <w:br/>
-      </w:r>
-      <w:r>
-        <w:rPr>
-          <w:rStyle w:val="VerbatimChar"/>
-        </w:rPr>
-        <w:t xml:space="preserve">## 5 86.39645 85.98083 87.41316 85.21823 23605288</w:t>
+        <w:t xml:space="preserve">## 1 85.12973 84.71471 85.91756 84.13761 33823708</w:t>
+      </w:r>
+      <w:r>
+        <w:br/>
+      </w:r>
+      <w:r>
+        <w:rPr>
+          <w:rStyle w:val="VerbatimChar"/>
+        </w:rPr>
+        <w:t xml:space="preserve">## 2 85.74534 85.00943 86.21238 84.77751 34808034</w:t>
+      </w:r>
+      <w:r>
+        <w:br/>
+      </w:r>
+      <w:r>
+        <w:rPr>
+          <w:rStyle w:val="VerbatimChar"/>
+        </w:rPr>
+        <w:t xml:space="preserve">## 3 85.66564 85.30414 86.50720 84.66497 35140363</w:t>
+      </w:r>
+      <w:r>
+        <w:br/>
+      </w:r>
+      <w:r>
+        <w:rPr>
+          <w:rStyle w:val="VerbatimChar"/>
+        </w:rPr>
+        <w:t xml:space="preserve">## 4 86.38978 85.59886 86.80203 85.42839 34063940</w:t>
+      </w:r>
+      <w:r>
+        <w:br/>
+      </w:r>
+      <w:r>
+        <w:rPr>
+          <w:rStyle w:val="VerbatimChar"/>
+        </w:rPr>
+        <w:t xml:space="preserve">## 5 86.27683 85.89357 87.09685 85.27659 35529814</w:t>
       </w:r>
     </w:p>
     <w:p>
@@ -2366,7 +2342,7 @@
         <w:rPr>
           <w:rStyle w:val="VerbatimChar"/>
         </w:rPr>
-        <w:t xml:space="preserve">## 1 6.331754 0.02290969 -1.997622</w:t>
+        <w:t xml:space="preserve">## 1 6.147663 0.02325208 -1.910469</w:t>
       </w:r>
     </w:p>
     <w:p>
@@ -2448,7 +2424,7 @@
               <a:graphicData uri="http://schemas.openxmlformats.org/drawingml/2006/picture">
                 <pic:pic>
                   <pic:nvPicPr>
-                    <pic:cNvPr descr="C:\Git\dal\tspredit\examples\multivariate\doc\19-stock-close-arimax-regression-mv_files/c085593b495451b34518eef12491f8933c87f954.png" id="11" name="Picture"/>
+                    <pic:cNvPr descr="C:\Git\dal\tspredit\examples\multivariate\doc\19-stock-close-arimax-regression-mv_files/090d0aaa604a6ae9403430238564c09561c3f8ec.png" id="11" name="Picture"/>
                     <pic:cNvPicPr>
                       <a:picLocks noChangeArrowheads="1" noChangeAspect="1"/>
                     </pic:cNvPicPr>
